--- a/working/PRODUKTIONSKOORDINATION_Stellenbeschreibung_Arbeitsentwurf.docx
+++ b/working/PRODUKTIONSKOORDINATION_Stellenbeschreibung_Arbeitsentwurf.docx
@@ -330,23 +330,6 @@
           <w:rFonts w:ascii="Calibri" w:cs="Calibri" w:eastAsia="Calibri" w:hAnsi="Calibri"/>
         </w:rPr>
         <w:t xml:space="preserve">Entwurf — noch nicht mit Alexander abgestimmt:</w:t>
-      </w:r>
-    </w:p>
-    <w:p>
-      <w:pPr>
-        <w:pStyle w:val="ListParagraph"/>
-        <w:numPr>
-          <w:ilvl w:val="0"/>
-          <w:numId w:val="2"/>
-        </w:numPr>
-        <w:spacing w:after="80"/>
-        <w:jc w:val="both"/>
-      </w:pPr>
-      <w:r>
-        <w:rPr>
-          <w:rFonts w:ascii="Calibri" w:cs="Calibri" w:eastAsia="Calibri" w:hAnsi="Calibri"/>
-        </w:rPr>
-        <w:t xml:space="preserve">Abgeschlossene kaufmännische oder technische Ausbildung mit Bezug zu Personal-/Organisationsthemen (z. B. HR, Betriebswirtschaft, Produktionstechnik mit Personalverantwortung)</w:t>
       </w:r>
     </w:p>
     <w:p>

--- a/working/PRODUKTIONSKOORDINATION_Stellenbeschreibung_Arbeitsentwurf.docx
+++ b/working/PRODUKTIONSKOORDINATION_Stellenbeschreibung_Arbeitsentwurf.docx
@@ -318,18 +318,6 @@
           <w:bCs/>
         </w:rPr>
         <w:t xml:space="preserve">Erforderliche Qualifikationen</w:t>
-      </w:r>
-    </w:p>
-    <w:p>
-      <w:pPr>
-        <w:spacing w:after="120"/>
-        <w:jc w:val="both"/>
-      </w:pPr>
-      <w:r>
-        <w:rPr>
-          <w:rFonts w:ascii="Calibri" w:cs="Calibri" w:eastAsia="Calibri" w:hAnsi="Calibri"/>
-        </w:rPr>
-        <w:t xml:space="preserve">Entwurf — noch nicht mit Alexander abgestimmt:</w:t>
       </w:r>
     </w:p>
     <w:p>

--- a/working/PRODUKTIONSKOORDINATION_Stellenbeschreibung_Arbeitsentwurf.docx
+++ b/working/PRODUKTIONSKOORDINATION_Stellenbeschreibung_Arbeitsentwurf.docx
@@ -26,7 +26,7 @@
           <w:sz w:val="18"/>
           <w:szCs w:val="18"/>
         </w:rPr>
-        <w:t xml:space="preserve">Arbeitsentwurf — Basis: PRODUKTIONSKOORDINATION.md. Behandelt ausschließlich die Vertretungsfunktion (Organisation/Personal); die separate Funktion als Teamleitung Endfertigung (Personalunion, siehe ENDFERTIGUNG.md) ist bewusst nicht Teil dieser Stellenbeschreibung. Noch nicht Teil der Verfahrensanweisung 7V-5-1.</w:t>
+        <w:t xml:space="preserve">Arbeitsentwurf. Behandelt ausschließlich die Vertretungsfunktion (Organisation/Personal); die separate Funktion als Teamleitung Endfertigung (Personalunion) ist bewusst nicht Teil dieser Stellenbeschreibung. Noch nicht Teil der Verfahrensanweisung 7V-5-1.</w:t>
       </w:r>
     </w:p>
     <w:p>

--- a/working/PRODUKTIONSKOORDINATION_Stellenbeschreibung_Arbeitsentwurf.docx
+++ b/working/PRODUKTIONSKOORDINATION_Stellenbeschreibung_Arbeitsentwurf.docx
@@ -26,7 +26,7 @@
           <w:sz w:val="18"/>
           <w:szCs w:val="18"/>
         </w:rPr>
-        <w:t xml:space="preserve">Arbeitsentwurf. Behandelt ausschließlich die Vertretungsfunktion (Organisation/Personal); die separate Funktion als Teamleitung Endfertigung (Personalunion) ist bewusst nicht Teil dieser Stellenbeschreibung. Noch nicht Teil der Verfahrensanweisung 7V-5-1.</w:t>
+        <w:t xml:space="preserve">Arbeitsentwurf. Noch nicht Teil der Verfahrensanweisung 7V-5-1.</w:t>
       </w:r>
     </w:p>
     <w:p>

--- a/working/PRODUKTIONSKOORDINATION_Stellenbeschreibung_Arbeitsentwurf.docx
+++ b/working/PRODUKTIONSKOORDINATION_Stellenbeschreibung_Arbeitsentwurf.docx
@@ -26,7 +26,7 @@
           <w:sz w:val="18"/>
           <w:szCs w:val="18"/>
         </w:rPr>
-        <w:t xml:space="preserve">Arbeitsentwurf. Noch nicht Teil der Verfahrensanweisung 7V-5-1.</w:t>
+        <w:t xml:space="preserve">Arbeitsentwurf.</w:t>
       </w:r>
     </w:p>
     <w:p>

--- a/working/PRODUKTIONSKOORDINATION_Stellenbeschreibung_Arbeitsentwurf.docx
+++ b/working/PRODUKTIONSKOORDINATION_Stellenbeschreibung_Arbeitsentwurf.docx
@@ -204,7 +204,7 @@
         <w:rPr>
           <w:rFonts w:ascii="Calibri" w:cs="Calibri" w:eastAsia="Calibri" w:hAnsi="Calibri"/>
         </w:rPr>
-        <w:t xml:space="preserve">Personalauswahl und -entwicklung</w:t>
+        <w:t xml:space="preserve">Mitwirkung bei der Personalauswahl und -entwicklung</w:t>
       </w:r>
     </w:p>
     <w:p>

--- a/working/PRODUKTIONSKOORDINATION_Stellenbeschreibung_Arbeitsentwurf.docx
+++ b/working/PRODUKTIONSKOORDINATION_Stellenbeschreibung_Arbeitsentwurf.docx
@@ -161,6 +161,40 @@
     </w:p>
     <w:p>
       <w:pPr>
+        <w:pStyle w:val="ListParagraph"/>
+        <w:numPr>
+          <w:ilvl w:val="0"/>
+          <w:numId w:val="2"/>
+        </w:numPr>
+        <w:spacing w:after="80"/>
+        <w:jc w:val="both"/>
+      </w:pPr>
+      <w:r>
+        <w:rPr>
+          <w:rFonts w:ascii="Calibri" w:cs="Calibri" w:eastAsia="Calibri" w:hAnsi="Calibri"/>
+        </w:rPr>
+        <w:t xml:space="preserve">Planung und kurzfristige Korrektur der Planung bei betrieblichen Abweichungen ist nicht Teil dieser Funktion — das obliegt der Produktionsplanung und -steuerung</w:t>
+      </w:r>
+    </w:p>
+    <w:p>
+      <w:pPr>
+        <w:pStyle w:val="ListParagraph"/>
+        <w:numPr>
+          <w:ilvl w:val="0"/>
+          <w:numId w:val="2"/>
+        </w:numPr>
+        <w:spacing w:after="80"/>
+        <w:jc w:val="both"/>
+      </w:pPr>
+      <w:r>
+        <w:rPr>
+          <w:rFonts w:ascii="Calibri" w:cs="Calibri" w:eastAsia="Calibri" w:hAnsi="Calibri"/>
+        </w:rPr>
+        <w:t xml:space="preserve">Sicherstellen der Verfügbarkeit von Material, Maschinen, Dokumenten und Informationen am Arbeitsplatz ist nicht Teil dieser Funktion — das liegt bei den jeweiligen Linienfunktionen</w:t>
+      </w:r>
+    </w:p>
+    <w:p>
+      <w:pPr>
         <w:pStyle w:val="Heading2"/>
         <w:spacing w:after="160" w:before="280"/>
       </w:pPr>
@@ -238,7 +272,58 @@
         <w:rPr>
           <w:rFonts w:ascii="Calibri" w:cs="Calibri" w:eastAsia="Calibri" w:hAnsi="Calibri"/>
         </w:rPr>
+        <w:t xml:space="preserve">Organisation bzw. eigenständige Durchführung von Schulungen bei fehlender Qualifikation</w:t>
+      </w:r>
+    </w:p>
+    <w:p>
+      <w:pPr>
+        <w:pStyle w:val="ListParagraph"/>
+        <w:numPr>
+          <w:ilvl w:val="0"/>
+          <w:numId w:val="2"/>
+        </w:numPr>
+        <w:spacing w:after="80"/>
+        <w:jc w:val="both"/>
+      </w:pPr>
+      <w:r>
+        <w:rPr>
+          <w:rFonts w:ascii="Calibri" w:cs="Calibri" w:eastAsia="Calibri" w:hAnsi="Calibri"/>
+        </w:rPr>
         <w:t xml:space="preserve">Konzeptionelle Erarbeitung von Arbeitszeitmodellen (z. B. zur Flexibilisierung und Effizienzsteigerung)</w:t>
+      </w:r>
+    </w:p>
+    <w:p>
+      <w:pPr>
+        <w:pStyle w:val="ListParagraph"/>
+        <w:numPr>
+          <w:ilvl w:val="0"/>
+          <w:numId w:val="2"/>
+        </w:numPr>
+        <w:spacing w:after="80"/>
+        <w:jc w:val="both"/>
+      </w:pPr>
+      <w:r>
+        <w:rPr>
+          <w:rFonts w:ascii="Calibri" w:cs="Calibri" w:eastAsia="Calibri" w:hAnsi="Calibri"/>
+        </w:rPr>
+        <w:t xml:space="preserve">Beobachtung und Nachverfolgung von Abweichungen bei Personalzykluszeiten (Datenauswertung)</w:t>
+      </w:r>
+    </w:p>
+    <w:p>
+      <w:pPr>
+        <w:pStyle w:val="ListParagraph"/>
+        <w:numPr>
+          <w:ilvl w:val="0"/>
+          <w:numId w:val="2"/>
+        </w:numPr>
+        <w:spacing w:after="80"/>
+        <w:jc w:val="both"/>
+      </w:pPr>
+      <w:r>
+        <w:rPr>
+          <w:rFonts w:ascii="Calibri" w:cs="Calibri" w:eastAsia="Calibri" w:hAnsi="Calibri"/>
+        </w:rPr>
+        <w:t xml:space="preserve">Sicherstellen, dass fehlende Prozessdokumentation ergänzt wird</w:t>
       </w:r>
     </w:p>
     <w:p>

--- a/working/PRODUKTIONSKOORDINATION_Stellenbeschreibung_Arbeitsentwurf.docx
+++ b/working/PRODUKTIONSKOORDINATION_Stellenbeschreibung_Arbeitsentwurf.docx
@@ -221,75 +221,75 @@
         <w:rPr>
           <w:rFonts w:ascii="Calibri" w:cs="Calibri" w:eastAsia="Calibri" w:hAnsi="Calibri"/>
         </w:rPr>
+        <w:t xml:space="preserve">Mitwirkung bei der Personalauswahl und -entwicklung</w:t>
+      </w:r>
+    </w:p>
+    <w:p>
+      <w:pPr>
+        <w:pStyle w:val="ListParagraph"/>
+        <w:numPr>
+          <w:ilvl w:val="0"/>
+          <w:numId w:val="2"/>
+        </w:numPr>
+        <w:spacing w:after="80"/>
+        <w:jc w:val="both"/>
+      </w:pPr>
+      <w:r>
+        <w:rPr>
+          <w:rFonts w:ascii="Calibri" w:cs="Calibri" w:eastAsia="Calibri" w:hAnsi="Calibri"/>
+        </w:rPr>
+        <w:t xml:space="preserve">Erstellung von Schulungsprogrammen und Qualifizierungsunterlagen im Lernmanagementsystem (LMS)</w:t>
+      </w:r>
+    </w:p>
+    <w:p>
+      <w:pPr>
+        <w:pStyle w:val="ListParagraph"/>
+        <w:numPr>
+          <w:ilvl w:val="0"/>
+          <w:numId w:val="2"/>
+        </w:numPr>
+        <w:spacing w:after="80"/>
+        <w:jc w:val="both"/>
+      </w:pPr>
+      <w:r>
+        <w:rPr>
+          <w:rFonts w:ascii="Calibri" w:cs="Calibri" w:eastAsia="Calibri" w:hAnsi="Calibri"/>
+        </w:rPr>
+        <w:t xml:space="preserve">Organisation bzw. eigenständige Durchführung von Schulungen bei fehlender Qualifikation</w:t>
+      </w:r>
+    </w:p>
+    <w:p>
+      <w:pPr>
+        <w:pStyle w:val="ListParagraph"/>
+        <w:numPr>
+          <w:ilvl w:val="0"/>
+          <w:numId w:val="2"/>
+        </w:numPr>
+        <w:spacing w:after="80"/>
+        <w:jc w:val="both"/>
+      </w:pPr>
+      <w:r>
+        <w:rPr>
+          <w:rFonts w:ascii="Calibri" w:cs="Calibri" w:eastAsia="Calibri" w:hAnsi="Calibri"/>
+        </w:rPr>
+        <w:t xml:space="preserve">Konzeptionelle Erarbeitung von Arbeitszeitmodellen (z. B. zur Flexibilisierung und Effizienzsteigerung)</w:t>
+      </w:r>
+    </w:p>
+    <w:p>
+      <w:pPr>
+        <w:pStyle w:val="ListParagraph"/>
+        <w:numPr>
+          <w:ilvl w:val="0"/>
+          <w:numId w:val="2"/>
+        </w:numPr>
+        <w:spacing w:after="80"/>
+        <w:jc w:val="both"/>
+      </w:pPr>
+      <w:r>
+        <w:rPr>
+          <w:rFonts w:ascii="Calibri" w:cs="Calibri" w:eastAsia="Calibri" w:hAnsi="Calibri"/>
+        </w:rPr>
         <w:t xml:space="preserve">Urlaubsplanung (Abwesenheitsübersicht im digitalen Arbeitsplatz-Portal „Kienformation-Center“)</w:t>
-      </w:r>
-    </w:p>
-    <w:p>
-      <w:pPr>
-        <w:pStyle w:val="ListParagraph"/>
-        <w:numPr>
-          <w:ilvl w:val="0"/>
-          <w:numId w:val="2"/>
-        </w:numPr>
-        <w:spacing w:after="80"/>
-        <w:jc w:val="both"/>
-      </w:pPr>
-      <w:r>
-        <w:rPr>
-          <w:rFonts w:ascii="Calibri" w:cs="Calibri" w:eastAsia="Calibri" w:hAnsi="Calibri"/>
-        </w:rPr>
-        <w:t xml:space="preserve">Mitwirkung bei der Personalauswahl und -entwicklung</w:t>
-      </w:r>
-    </w:p>
-    <w:p>
-      <w:pPr>
-        <w:pStyle w:val="ListParagraph"/>
-        <w:numPr>
-          <w:ilvl w:val="0"/>
-          <w:numId w:val="2"/>
-        </w:numPr>
-        <w:spacing w:after="80"/>
-        <w:jc w:val="both"/>
-      </w:pPr>
-      <w:r>
-        <w:rPr>
-          <w:rFonts w:ascii="Calibri" w:cs="Calibri" w:eastAsia="Calibri" w:hAnsi="Calibri"/>
-        </w:rPr>
-        <w:t xml:space="preserve">Erstellung von Schulungsprogrammen und Qualifizierungsunterlagen im Lernmanagementsystem (LMS)</w:t>
-      </w:r>
-    </w:p>
-    <w:p>
-      <w:pPr>
-        <w:pStyle w:val="ListParagraph"/>
-        <w:numPr>
-          <w:ilvl w:val="0"/>
-          <w:numId w:val="2"/>
-        </w:numPr>
-        <w:spacing w:after="80"/>
-        <w:jc w:val="both"/>
-      </w:pPr>
-      <w:r>
-        <w:rPr>
-          <w:rFonts w:ascii="Calibri" w:cs="Calibri" w:eastAsia="Calibri" w:hAnsi="Calibri"/>
-        </w:rPr>
-        <w:t xml:space="preserve">Organisation bzw. eigenständige Durchführung von Schulungen bei fehlender Qualifikation</w:t>
-      </w:r>
-    </w:p>
-    <w:p>
-      <w:pPr>
-        <w:pStyle w:val="ListParagraph"/>
-        <w:numPr>
-          <w:ilvl w:val="0"/>
-          <w:numId w:val="2"/>
-        </w:numPr>
-        <w:spacing w:after="80"/>
-        <w:jc w:val="both"/>
-      </w:pPr>
-      <w:r>
-        <w:rPr>
-          <w:rFonts w:ascii="Calibri" w:cs="Calibri" w:eastAsia="Calibri" w:hAnsi="Calibri"/>
-        </w:rPr>
-        <w:t xml:space="preserve">Konzeptionelle Erarbeitung von Arbeitszeitmodellen (z. B. zur Flexibilisierung und Effizienzsteigerung)</w:t>
       </w:r>
     </w:p>
     <w:p>

--- a/working/PRODUKTIONSKOORDINATION_Stellenbeschreibung_Arbeitsentwurf.docx
+++ b/working/PRODUKTIONSKOORDINATION_Stellenbeschreibung_Arbeitsentwurf.docx
@@ -221,6 +221,91 @@
         <w:rPr>
           <w:rFonts w:ascii="Calibri" w:cs="Calibri" w:eastAsia="Calibri" w:hAnsi="Calibri"/>
         </w:rPr>
+        <w:t xml:space="preserve">Erstellung von Schulungsprogrammen und Qualifizierungsunterlagen im Lernmanagementsystem (LMS)</w:t>
+      </w:r>
+    </w:p>
+    <w:p>
+      <w:pPr>
+        <w:pStyle w:val="ListParagraph"/>
+        <w:numPr>
+          <w:ilvl w:val="0"/>
+          <w:numId w:val="2"/>
+        </w:numPr>
+        <w:spacing w:after="80"/>
+        <w:jc w:val="both"/>
+      </w:pPr>
+      <w:r>
+        <w:rPr>
+          <w:rFonts w:ascii="Calibri" w:cs="Calibri" w:eastAsia="Calibri" w:hAnsi="Calibri"/>
+        </w:rPr>
+        <w:t xml:space="preserve">Organisation bzw. eigenständige Durchführung von Schulungen bei fehlender Qualifikation</w:t>
+      </w:r>
+    </w:p>
+    <w:p>
+      <w:pPr>
+        <w:pStyle w:val="ListParagraph"/>
+        <w:numPr>
+          <w:ilvl w:val="0"/>
+          <w:numId w:val="2"/>
+        </w:numPr>
+        <w:spacing w:after="80"/>
+        <w:jc w:val="both"/>
+      </w:pPr>
+      <w:r>
+        <w:rPr>
+          <w:rFonts w:ascii="Calibri" w:cs="Calibri" w:eastAsia="Calibri" w:hAnsi="Calibri"/>
+        </w:rPr>
+        <w:t xml:space="preserve">Beobachtung und Nachverfolgung von Abweichungen bei Personalzykluszeiten (Datenauswertung)</w:t>
+      </w:r>
+    </w:p>
+    <w:p>
+      <w:pPr>
+        <w:pStyle w:val="ListParagraph"/>
+        <w:numPr>
+          <w:ilvl w:val="0"/>
+          <w:numId w:val="2"/>
+        </w:numPr>
+        <w:spacing w:after="80"/>
+        <w:jc w:val="both"/>
+      </w:pPr>
+      <w:r>
+        <w:rPr>
+          <w:rFonts w:ascii="Calibri" w:cs="Calibri" w:eastAsia="Calibri" w:hAnsi="Calibri"/>
+        </w:rPr>
+        <w:t xml:space="preserve">Sicherstellen, dass fehlende Prozessdokumentation ergänzt wird</w:t>
+      </w:r>
+    </w:p>
+    <w:p>
+      <w:pPr>
+        <w:pStyle w:val="ListParagraph"/>
+        <w:numPr>
+          <w:ilvl w:val="0"/>
+          <w:numId w:val="2"/>
+        </w:numPr>
+        <w:spacing w:after="80"/>
+        <w:jc w:val="both"/>
+      </w:pPr>
+      <w:r>
+        <w:rPr>
+          <w:rFonts w:ascii="Calibri" w:cs="Calibri" w:eastAsia="Calibri" w:hAnsi="Calibri"/>
+        </w:rPr>
+        <w:t xml:space="preserve">Mitwirkung bei anlassbezogenen Problemlösungs-/Optimierungsprojekten, insbesondere bei Themen mit Ursache „Mensch“ (Abgrenzung zu Maschine/Material/Methode) — z. B. Nichteinhaltung von Zykluszeiten (Effizienz) oder Abweichungen aufgrund von Können/Wollen/Disziplin (Qualität)</w:t>
+      </w:r>
+    </w:p>
+    <w:p>
+      <w:pPr>
+        <w:pStyle w:val="ListParagraph"/>
+        <w:numPr>
+          <w:ilvl w:val="0"/>
+          <w:numId w:val="2"/>
+        </w:numPr>
+        <w:spacing w:after="80"/>
+        <w:jc w:val="both"/>
+      </w:pPr>
+      <w:r>
+        <w:rPr>
+          <w:rFonts w:ascii="Calibri" w:cs="Calibri" w:eastAsia="Calibri" w:hAnsi="Calibri"/>
+        </w:rPr>
         <w:t xml:space="preserve">Mitwirkung bei der Personalauswahl und -entwicklung</w:t>
       </w:r>
     </w:p>
@@ -238,40 +323,6 @@
         <w:rPr>
           <w:rFonts w:ascii="Calibri" w:cs="Calibri" w:eastAsia="Calibri" w:hAnsi="Calibri"/>
         </w:rPr>
-        <w:t xml:space="preserve">Erstellung von Schulungsprogrammen und Qualifizierungsunterlagen im Lernmanagementsystem (LMS)</w:t>
-      </w:r>
-    </w:p>
-    <w:p>
-      <w:pPr>
-        <w:pStyle w:val="ListParagraph"/>
-        <w:numPr>
-          <w:ilvl w:val="0"/>
-          <w:numId w:val="2"/>
-        </w:numPr>
-        <w:spacing w:after="80"/>
-        <w:jc w:val="both"/>
-      </w:pPr>
-      <w:r>
-        <w:rPr>
-          <w:rFonts w:ascii="Calibri" w:cs="Calibri" w:eastAsia="Calibri" w:hAnsi="Calibri"/>
-        </w:rPr>
-        <w:t xml:space="preserve">Organisation bzw. eigenständige Durchführung von Schulungen bei fehlender Qualifikation</w:t>
-      </w:r>
-    </w:p>
-    <w:p>
-      <w:pPr>
-        <w:pStyle w:val="ListParagraph"/>
-        <w:numPr>
-          <w:ilvl w:val="0"/>
-          <w:numId w:val="2"/>
-        </w:numPr>
-        <w:spacing w:after="80"/>
-        <w:jc w:val="both"/>
-      </w:pPr>
-      <w:r>
-        <w:rPr>
-          <w:rFonts w:ascii="Calibri" w:cs="Calibri" w:eastAsia="Calibri" w:hAnsi="Calibri"/>
-        </w:rPr>
         <w:t xml:space="preserve">Konzeptionelle Erarbeitung von Arbeitszeitmodellen (z. B. zur Flexibilisierung und Effizienzsteigerung)</w:t>
       </w:r>
     </w:p>
@@ -290,57 +341,6 @@
           <w:rFonts w:ascii="Calibri" w:cs="Calibri" w:eastAsia="Calibri" w:hAnsi="Calibri"/>
         </w:rPr>
         <w:t xml:space="preserve">Urlaubsplanung (Abwesenheitsübersicht im digitalen Arbeitsplatz-Portal „Kienformation-Center“)</w:t>
-      </w:r>
-    </w:p>
-    <w:p>
-      <w:pPr>
-        <w:pStyle w:val="ListParagraph"/>
-        <w:numPr>
-          <w:ilvl w:val="0"/>
-          <w:numId w:val="2"/>
-        </w:numPr>
-        <w:spacing w:after="80"/>
-        <w:jc w:val="both"/>
-      </w:pPr>
-      <w:r>
-        <w:rPr>
-          <w:rFonts w:ascii="Calibri" w:cs="Calibri" w:eastAsia="Calibri" w:hAnsi="Calibri"/>
-        </w:rPr>
-        <w:t xml:space="preserve">Beobachtung und Nachverfolgung von Abweichungen bei Personalzykluszeiten (Datenauswertung)</w:t>
-      </w:r>
-    </w:p>
-    <w:p>
-      <w:pPr>
-        <w:pStyle w:val="ListParagraph"/>
-        <w:numPr>
-          <w:ilvl w:val="0"/>
-          <w:numId w:val="2"/>
-        </w:numPr>
-        <w:spacing w:after="80"/>
-        <w:jc w:val="both"/>
-      </w:pPr>
-      <w:r>
-        <w:rPr>
-          <w:rFonts w:ascii="Calibri" w:cs="Calibri" w:eastAsia="Calibri" w:hAnsi="Calibri"/>
-        </w:rPr>
-        <w:t xml:space="preserve">Sicherstellen, dass fehlende Prozessdokumentation ergänzt wird</w:t>
-      </w:r>
-    </w:p>
-    <w:p>
-      <w:pPr>
-        <w:pStyle w:val="ListParagraph"/>
-        <w:numPr>
-          <w:ilvl w:val="0"/>
-          <w:numId w:val="2"/>
-        </w:numPr>
-        <w:spacing w:after="80"/>
-        <w:jc w:val="both"/>
-      </w:pPr>
-      <w:r>
-        <w:rPr>
-          <w:rFonts w:ascii="Calibri" w:cs="Calibri" w:eastAsia="Calibri" w:hAnsi="Calibri"/>
-        </w:rPr>
-        <w:t xml:space="preserve">Mitwirkung bei anlassbezogenen Problemlösungs-/Optimierungsprojekten, insbesondere bei Themen mit Ursache „Mensch“ (Abgrenzung zu Maschine/Material/Methode) — z. B. Nichteinhaltung von Zykluszeiten (Effizienz) oder Abweichungen aufgrund von Können/Wollen/Disziplin (Qualität)</w:t>
       </w:r>
     </w:p>
     <w:p>

--- a/working/PRODUKTIONSKOORDINATION_Stellenbeschreibung_Arbeitsentwurf.docx
+++ b/working/PRODUKTIONSKOORDINATION_Stellenbeschreibung_Arbeitsentwurf.docx
@@ -16,7 +16,7 @@
     </w:p>
     <w:p>
       <w:pPr>
-        <w:spacing w:after="200"/>
+        <w:spacing w:after="160"/>
       </w:pPr>
       <w:r>
         <w:rPr>
@@ -27,6 +27,22 @@
           <w:szCs w:val="18"/>
         </w:rPr>
         <w:t xml:space="preserve">Arbeitsentwurf.</w:t>
+      </w:r>
+    </w:p>
+    <w:p>
+      <w:pPr>
+        <w:spacing w:after="200"/>
+        <w:jc w:val="both"/>
+      </w:pPr>
+      <w:r>
+        <w:rPr>
+          <w:rFonts w:ascii="Calibri" w:cs="Calibri" w:eastAsia="Calibri" w:hAnsi="Calibri"/>
+          <w:b/>
+          <w:bCs/>
+          <w:sz w:val="20"/>
+          <w:szCs w:val="20"/>
+        </w:rPr>
+        <w:t xml:space="preserve">Diese Stellenbeschreibung bildet keine vollständige Funktion (1 Person) ab, sondern einen Teilaufgaben-/Verantwortungsbereich. Sie wird in der Praxis durch weitere Aufgaben-/Verantwortungsbereiche ergänzt (z. B. QS, operative Teamleitung).</w:t>
       </w:r>
     </w:p>
     <w:p>

--- a/working/PRODUKTIONSKOORDINATION_Stellenbeschreibung_Arbeitsentwurf.docx
+++ b/working/PRODUKTIONSKOORDINATION_Stellenbeschreibung_Arbeitsentwurf.docx
@@ -206,7 +206,7 @@
         <w:rPr>
           <w:rFonts w:ascii="Calibri" w:cs="Calibri" w:eastAsia="Calibri" w:hAnsi="Calibri"/>
         </w:rPr>
-        <w:t xml:space="preserve">Sicherstellen der Verfügbarkeit von Material, Maschinen, Dokumenten und Informationen am Arbeitsplatz ist nicht Teil dieser Funktion — das liegt bei den jeweiligen Linienfunktionen</w:t>
+        <w:t xml:space="preserve">Sicherstellen der Verfügbarkeit von Material, Maschinen, Dokumenten und Informationen am Arbeitsplatz ist nicht Teil dieser Funktion — das liegt bei den jeweiligen Prozesseignern/Führungskräften im Serienprozess</w:t>
       </w:r>
     </w:p>
     <w:p>

--- a/working/PRODUKTIONSKOORDINATION_Stellenbeschreibung_Arbeitsentwurf.docx
+++ b/working/PRODUKTIONSKOORDINATION_Stellenbeschreibung_Arbeitsentwurf.docx
@@ -12,21 +12,6 @@
           <w:szCs w:val="28"/>
         </w:rPr>
         <w:t xml:space="preserve">Stellenbeschreibung: Produktionskoordination (Organisation/Personal)</w:t>
-      </w:r>
-    </w:p>
-    <w:p>
-      <w:pPr>
-        <w:spacing w:after="160"/>
-      </w:pPr>
-      <w:r>
-        <w:rPr>
-          <w:rFonts w:ascii="Calibri" w:cs="Calibri" w:eastAsia="Calibri" w:hAnsi="Calibri"/>
-          <w:i/>
-          <w:iCs/>
-          <w:sz w:val="18"/>
-          <w:szCs w:val="18"/>
-        </w:rPr>
-        <w:t xml:space="preserve">Arbeitsentwurf.</w:t>
       </w:r>
     </w:p>
     <w:p>
